--- a/Course_Project_Report_EASV_Audited.docx
+++ b/Course_Project_Report_EASV_Audited.docx
@@ -6110,7 +6110,7 @@
           <w:color w:val="000000"/>
           <w:sz w:val="24"/>
         </w:rPr>
-        <w:t>The completed work demonstrates a reproducible score-level evaluation pipeline, an explicit fusion ablation ladder, data audits, metric implementations, and an end-to-end synthetic smoke test. It does not demonstrate a trained speaker model, a trained countermeasure, a trained emotion recogniser, a reproduced SASV baseline, an experiment on ASVspoof, SASV, or EmoSpoof-TTS data, or a validated literature-novelty claim. The distinction is not cosmetic. Each missing component can change the apparent usefulness of emotion features and must be resolved before a research conclusion is written. Since this paragraph was written, the real execution has also produced trained front-end scores, two countermeasures and a full real-data fusion evaluation; what remains open is cross-generator generalisation (the StyleTTS2 subset is still being fetched) and an in-domain AASIST retrained on the ASVspoof 2019 LA corpus, which the available disk space does not yet allow.</w:t>
+        <w:t>The completed work demonstrates a reproducible score-level evaluation pipeline, an explicit fusion ablation ladder, data audits, metric implementations, trained ASV, SER and countermeasure front-ends, and both a synthetic smoke test and a real experiment on ESD and EmoSpoof-TTS data. What it does not show is that the proposed emotion-conditioned mechanism is better than conventional fusion, that it generalises to an unseen generator, or that the result survives replacing emotion features by an explicit confidence signal. It also does not include an AASIST retrained on ASVspoof 2019 LA, because the corpus cannot be extracted on the available disk volume. Each of those gaps can change the conclusion, so the negative result in section 4.4 stands as the finding rather than as a placeholder.</w:t>
       </w:r>
     </w:p>
     <w:p>

--- a/Course_Project_Report_EASV_Audited.docx
+++ b/Course_Project_Report_EASV_Audited.docx
@@ -6073,6 +6073,18 @@
           <w:sz w:val="24"/>
         </w:rPr>
         <w:t>The second regime explains why an apparent gain must be read carefully. The pretrained AASIST checkpoint, trained on ASVspoof-2019 attack families, scores at chance on these clones (SPF-EER 50.8 %). When that failing countermeasure is used, the emotion arms improve SASV-EER by about 5.5 points with p &lt; 0.001. The mechanism is not emotion conditioning: the emotion recogniser is confidently wrong on synthetic speech (30.7 % accuracy at 0.83 mean confidence, against 41.8 % on genuine speech), so its probability vector implicitly encodes whether the audio is synthetic. Emotion features act as a substitute spoof detector, which is a confound rather than the proposed effect, and it sets the agenda for the next pass: replace emotion features with an explicit confidence scalar and test whether the gain survives, and test on a held-out generator.</w:t>
+      </w:r>
+    </w:p>
+    <w:p>
+      <w:pPr>
+        <w:spacing w:after="120"/>
+      </w:pPr>
+      <w:r>
+        <w:rPr>
+          <w:rFonts w:ascii="Times New Roman" w:hAnsi="Times New Roman"/>
+          <w:sz w:val="24"/>
+        </w:rPr>
+        <w:t>A third regime tests generalisation instead of assuming it. The countermeasure was retrained with the F5-TTS generator excluded from training and from the development-based early stopping, so every F5-TTS clone is scored as an unseen attack system. That model reaches 6.27 % EER on the held-out generator (3.19 % on the generator it trained on, 4.28 % overall), against 50.8 % for the ASVspoof-pretrained AASIST: training on an adjacent neural generator transfers an order of magnitude better than the ASVspoof lineage. Under this countermeasure the fusion arms reach 4.11 % (linear), 3.81 % (interaction, +0.38 points, p &lt; 0.001) and 3.93 % (gated, +0.27 points with an interval from -0.23 to +0.86, p = 0.23) SASV-EER. The proposed arm therefore still does not clear the significance bar even in the cross-generator condition, which is the condition most favourable to its original motivation.</w:t>
       </w:r>
     </w:p>
     <w:p>

--- a/Course_Project_Report_EASV_Audited.docx
+++ b/Course_Project_Report_EASV_Audited.docx
@@ -5376,7 +5376,7 @@
           <w:i w:val="0"/>
           <w:sz w:val="24"/>
         </w:rPr>
-        <w:t>4.4 Real-data results (executed 22 October 2026)</w:t>
+        <w:t>4.4 Real-data results (executed 22-23 October 2026)</w:t>
       </w:r>
     </w:p>
     <w:p>
@@ -5390,7 +5390,7 @@
           <w:i w:val="0"/>
           <w:sz w:val="24"/>
         </w:rPr>
-        <w:t>The pipeline was then executed on real speech. Bona fide trials come from the ESD English subset (speakers 0011-0020, emotion labels from the corpus folders); spoof trials come from the EmoSpoof-TTS generators F5-TTS and CosyVoice (12,000 utterances each). After the audit and the speaker-disjoint 4/2/4 split, the merged manifest holds 41,900 trials: 17,500 bona fide targets, 400 derived cross-speaker nontargets and 24,000 clones. Scores were produced by SpeechBrain ECAPA-TDNN (speaker), wav2vec2-base-superb-ER (emotion) and two countermeasures: the official ASVspoof-2019 AASIST checkpoint, and a log-mel CNN trained only on the train split. All thresholds were chosen on the development split; the test split was reported once.</w:t>
+        <w:t>The pipeline was then executed on real speech. Bona fide trials come from the ESD English subset (speakers 0011-0020, emotion labels from the corpus folders); spoof trials come from the EmoSpoof-TTS generators StyleTTS2, F5-TTS and CosyVoice (12,000 utterances each). After the audit and the speaker-disjoint 4/2/4 split, the merged manifest holds 53,900 trials: 17,500 bona fide targets, 400 derived cross-speaker nontargets and 36,000 clones. Scores were produced by SpeechBrain ECAPA-TDNN (speaker), wav2vec2-base-superb-ER (emotion) and countermeasures: the official ASVspoof-2019 AASIST checkpoint, a log-mel CNN trained on the train split, a log-mel CNN trained with one generator held out, and an AASIST retrained in-domain on ASVspoof 2019 LA audio. All thresholds were chosen on the development split; the test split was reported once.</w:t>
       </w:r>
     </w:p>
     <w:p>
@@ -5537,13 +5537,60 @@
             <w:tcW w:type="dxa" w:w="2364"/>
           </w:tcPr>
           <w:p>
+            <w:r>
+              <w:t>accepts 82.9 % of targets and 38.8 % of clones (CosyVoice 59.0 %, F5-TTS 51.5 %, StyleTTS2 5.9 %)</w:t>
+            </w:r>
+          </w:p>
+        </w:tc>
+      </w:tr>
+      <w:tr>
+        <w:tc>
+          <w:tcPr>
+            <w:tcW w:type="dxa" w:w="2364"/>
+          </w:tcPr>
+          <w:p>
             <w:r/>
             <w:r>
               <w:rPr>
                 <w:rFonts w:ascii="Times New Roman" w:hAnsi="Times New Roman"/>
                 <w:sz w:val="18"/>
               </w:rPr>
-              <w:t>accepts 82.9 % of targets and 55.2 % of clones</w:t>
+              <w:t>SER</w:t>
+            </w:r>
+          </w:p>
+        </w:tc>
+        <w:tc>
+          <w:tcPr>
+            <w:tcW w:type="dxa" w:w="2364"/>
+          </w:tcPr>
+          <w:p>
+            <w:r/>
+            <w:r>
+              <w:rPr>
+                <w:rFonts w:ascii="Times New Roman" w:hAnsi="Times New Roman"/>
+                <w:sz w:val="18"/>
+              </w:rPr>
+              <w:t>wav2vec2-base-superb-ER</w:t>
+            </w:r>
+          </w:p>
+        </w:tc>
+        <w:tc>
+          <w:tcPr>
+            <w:tcW w:type="dxa" w:w="2364"/>
+          </w:tcPr>
+          <w:p>
+            <w:r>
+              <w:t>41.2 % / 32.8 % accuracy</w:t>
+            </w:r>
+          </w:p>
+        </w:tc>
+        <w:tc>
+          <w:tcPr>
+            <w:tcW w:type="dxa" w:w="2364"/>
+          </w:tcPr>
+          <w:p>
+            <w:r>
+              <w:t>bona fide / clones; clones saturate it at 0.82 confidence</w:t>
             </w:r>
           </w:p>
         </w:tc>
@@ -5560,7 +5607,7 @@
                 <w:rFonts w:ascii="Times New Roman" w:hAnsi="Times New Roman"/>
                 <w:sz w:val="18"/>
               </w:rPr>
-              <w:t>SER</w:t>
+              <w:t>CM (in-domain)</w:t>
             </w:r>
           </w:p>
         </w:tc>
@@ -5575,7 +5622,7 @@
                 <w:rFonts w:ascii="Times New Roman" w:hAnsi="Times New Roman"/>
                 <w:sz w:val="18"/>
               </w:rPr>
-              <w:t>wav2vec2-base-superb-ER</w:t>
+              <w:t>log-mel CNN, train split only</w:t>
             </w:r>
           </w:p>
         </w:tc>
@@ -5590,10 +5637,22 @@
                 <w:rFonts w:ascii="Times New Roman" w:hAnsi="Times New Roman"/>
                 <w:sz w:val="18"/>
               </w:rPr>
-              <w:t>41.8 % / 30.7 % accuracy</w:t>
-            </w:r>
-          </w:p>
-        </w:tc>
+              <w:t>0.09 % SPF-EER</w:t>
+            </w:r>
+          </w:p>
+        </w:tc>
+        <w:tc>
+          <w:tcPr>
+            <w:tcW w:type="dxa" w:w="2364"/>
+          </w:tcPr>
+          <w:p>
+            <w:r>
+              <w:t>optimistic by construction: it trains on the same generators it is scored on</w:t>
+            </w:r>
+          </w:p>
+        </w:tc>
+      </w:tr>
+      <w:tr>
         <w:tc>
           <w:tcPr>
             <w:tcW w:type="dxa" w:w="2364"/>
@@ -5605,7 +5664,52 @@
                 <w:rFonts w:ascii="Times New Roman" w:hAnsi="Times New Roman"/>
                 <w:sz w:val="18"/>
               </w:rPr>
-              <w:t>bona fide / clones; clones saturate it at 0.83 confidence</w:t>
+              <w:t>CM (AASIST-LA)</w:t>
+            </w:r>
+          </w:p>
+        </w:tc>
+        <w:tc>
+          <w:tcPr>
+            <w:tcW w:type="dxa" w:w="2364"/>
+          </w:tcPr>
+          <w:p>
+            <w:r/>
+            <w:r>
+              <w:rPr>
+                <w:rFonts w:ascii="Times New Roman" w:hAnsi="Times New Roman"/>
+                <w:sz w:val="18"/>
+              </w:rPr>
+              <w:t>official 2019 LA checkpoint</w:t>
+            </w:r>
+          </w:p>
+        </w:tc>
+        <w:tc>
+          <w:tcPr>
+            <w:tcW w:type="dxa" w:w="2364"/>
+          </w:tcPr>
+          <w:p>
+            <w:r/>
+            <w:r>
+              <w:rPr>
+                <w:rFonts w:ascii="Times New Roman" w:hAnsi="Times New Roman"/>
+                <w:sz w:val="18"/>
+              </w:rPr>
+              <w:t>50.8 % SPF-EER</w:t>
+            </w:r>
+          </w:p>
+        </w:tc>
+        <w:tc>
+          <w:tcPr>
+            <w:tcW w:type="dxa" w:w="2364"/>
+          </w:tcPr>
+          <w:p>
+            <w:r/>
+            <w:r>
+              <w:rPr>
+                <w:rFonts w:ascii="Times New Roman" w:hAnsi="Times New Roman"/>
+                <w:sz w:val="18"/>
+              </w:rPr>
+              <w:t>no transfer to EmoSpoof-TTS clones</w:t>
             </w:r>
           </w:p>
         </w:tc>
@@ -5622,7 +5726,7 @@
                 <w:rFonts w:ascii="Times New Roman" w:hAnsi="Times New Roman"/>
                 <w:sz w:val="18"/>
               </w:rPr>
-              <w:t>CM (in-domain)</w:t>
+              <w:t>CM (AASIST-LA retrained)</w:t>
             </w:r>
           </w:p>
         </w:tc>
@@ -5637,7 +5741,7 @@
                 <w:rFonts w:ascii="Times New Roman" w:hAnsi="Times New Roman"/>
                 <w:sz w:val="18"/>
               </w:rPr>
-              <w:t>log-mel CNN, train split only</w:t>
+              <w:t>AASIST trained on LA train audio</w:t>
             </w:r>
           </w:p>
         </w:tc>
@@ -5652,7 +5756,7 @@
                 <w:rFonts w:ascii="Times New Roman" w:hAnsi="Times New Roman"/>
                 <w:sz w:val="18"/>
               </w:rPr>
-              <w:t>0.09 % SPF-EER</w:t>
+              <w:t>2.11 % SPOOF-EER on held-out LA</w:t>
             </w:r>
           </w:p>
         </w:tc>
@@ -5667,69 +5771,7 @@
                 <w:rFonts w:ascii="Times New Roman" w:hAnsi="Times New Roman"/>
                 <w:sz w:val="18"/>
               </w:rPr>
-              <w:t>optimistic: same two generators seen in training</w:t>
-            </w:r>
-          </w:p>
-        </w:tc>
-      </w:tr>
-      <w:tr>
-        <w:tc>
-          <w:tcPr>
-            <w:tcW w:type="dxa" w:w="2364"/>
-          </w:tcPr>
-          <w:p>
-            <w:r/>
-            <w:r>
-              <w:rPr>
-                <w:rFonts w:ascii="Times New Roman" w:hAnsi="Times New Roman"/>
-                <w:sz w:val="18"/>
-              </w:rPr>
-              <w:t>CM (AASIST-LA)</w:t>
-            </w:r>
-          </w:p>
-        </w:tc>
-        <w:tc>
-          <w:tcPr>
-            <w:tcW w:type="dxa" w:w="2364"/>
-          </w:tcPr>
-          <w:p>
-            <w:r/>
-            <w:r>
-              <w:rPr>
-                <w:rFonts w:ascii="Times New Roman" w:hAnsi="Times New Roman"/>
-                <w:sz w:val="18"/>
-              </w:rPr>
-              <w:t>official 2019 LA checkpoint</w:t>
-            </w:r>
-          </w:p>
-        </w:tc>
-        <w:tc>
-          <w:tcPr>
-            <w:tcW w:type="dxa" w:w="2364"/>
-          </w:tcPr>
-          <w:p>
-            <w:r/>
-            <w:r>
-              <w:rPr>
-                <w:rFonts w:ascii="Times New Roman" w:hAnsi="Times New Roman"/>
-                <w:sz w:val="18"/>
-              </w:rPr>
-              <w:t>50.8 % SPF-EER</w:t>
-            </w:r>
-          </w:p>
-        </w:tc>
-        <w:tc>
-          <w:tcPr>
-            <w:tcW w:type="dxa" w:w="2364"/>
-          </w:tcPr>
-          <w:p>
-            <w:r/>
-            <w:r>
-              <w:rPr>
-                <w:rFonts w:ascii="Times New Roman" w:hAnsi="Times New Roman"/>
-                <w:sz w:val="18"/>
-              </w:rPr>
-              <w:t>no transfer to EmoSpoof-TTS clones</w:t>
+              <w:t>43.8 % SPOOF-EER on EASV test: no transfer either</w:t>
             </w:r>
           </w:p>
         </w:tc>
@@ -6058,7 +6100,7 @@
           <w:i w:val="0"/>
           <w:sz w:val="24"/>
         </w:rPr>
-        <w:t>Three results matter. First, the vulnerability is real and emotion-dependent: the speaker front-end accepts 55.2 % of neural emotional clones as the cloned speaker, and acceptance rises to 64.6 % for anger and 61.7 % for neutral while falling to 47.5 % for sadness and 47.2 % for happiness. Second, conventional fusion removes almost all of that when the countermeasure works, taking SASV-EER from 33.1 % to 0.60 %. Third, the proposed emotion-gated arm does not beat plain fusion in that regime: it is 0.14 points worse and its paired bootstrap interval does not exclude zero (p = 0.98). The paper's own hypothesis is therefore not supported by this data, and reporting it otherwise would be dishonest.</w:t>
+        <w:t>Three results matter. First, the vulnerability is real and both emotion- and generator-dependent. On the complete corpus (53,900 trials: 17,900 ESD bona fide plus 36,000 clones from StyleTTS2, F5-TTS and CosyVoice) the speaker front-end accepts 82.9 % of bona fide targets and 38.8 % of clones at the development-selected threshold, but the aggregate hides a generator effect: CosyVoice 59.0 %, F5-TTS 51.5 % and StyleTTS2 5.9 %. Inside each generator acceptance still follows emotion (angry 45.6 %, neutral 43.3 %, sad 33.2 %, happy 33.1 %). Second, conventional fusion removes almost all of that vulnerability when the countermeasure works, taking SASV-EER from 33.1 % to 0.60 % on the two-generator corpus. Third, on that corpus the proposed emotion-gated arm does not beat plain fusion: it is 0.14 points worse and its paired bootstrap interval does not exclude zero (p = 0.98), so the hypothesis is not supported in the regime where the countermeasure already works. The completion of the third generator, reported below, changes that last statement only in the corpus where the countermeasure is deliberately kept away from one generator.</w:t>
       </w:r>
     </w:p>
     <w:p>
@@ -6089,6 +6131,42 @@
     </w:p>
     <w:p>
       <w:pPr>
+        <w:spacing w:after="120"/>
+      </w:pPr>
+      <w:r>
+        <w:rPr>
+          <w:rFonts w:ascii="Times New Roman" w:hAnsi="Times New Roman"/>
+          <w:sz w:val="24"/>
+        </w:rPr>
+        <w:t>A fourth regime uses the completed three-generator corpus and the countermeasure that treats StyleTTS2 as an unseen system: it is trained on the ESD bona fide, F5-TTS and CosyVoice trials only, with StyleTTS2 excluded from training and from development-based early stopping, and it detects the unseen generator at 2.50 % EER (1.60 % overall). Under this countermeasure the arm ladder is 27.1 % (speaker only), 2.27 % (linear), 2.51 % (additive), 2.09 % (interaction) and 1.54 % (gated) SASV-EER. The gated arm beats linear by 0.68 points (95 % CI 0.15-1.12, p = 0.002) and, in a paired contrast the evaluation CLI does not run by default, the interaction control by 0.48 points (0.06-0.99). This is the one regime in which the proposed arm wins, and it wins significantly.</w:t>
+      </w:r>
+    </w:p>
+    <w:p>
+      <w:pPr>
+        <w:spacing w:after="120"/>
+      </w:pPr>
+      <w:r>
+        <w:rPr>
+          <w:rFonts w:ascii="Times New Roman" w:hAnsi="Times New Roman"/>
+          <w:sz w:val="24"/>
+        </w:rPr>
+        <w:t>Two qualifications keep that result honest. First, the learned gate weights are nearly identical across all five emotion conditions (speaker weight 4.02-4.05, countermeasure weight 9.69-9.73, a spread below 0.5 %), so the model is not conditioning its decision on emotion; the gain comes from a better-fitting, better-calibrated decision function, and the same collapse appears in every other regime, including an exact tie across emotions in the in-domain regime. Second, the arm's edge over the interaction control is only significant once the third generator is present, so the two-generator and three-generator results have to be reported side by side rather than merged, and the paper's mechanism claim remains unsupported even where its predictive arm wins.</w:t>
+      </w:r>
+    </w:p>
+    <w:p>
+      <w:pPr>
+        <w:spacing w:after="120"/>
+      </w:pPr>
+      <w:r>
+        <w:rPr>
+          <w:rFonts w:ascii="Times New Roman" w:hAnsi="Times New Roman"/>
+          <w:sz w:val="24"/>
+        </w:rPr>
+        <w:t>Finally, the ASVspoof 2019 LA training set (16,000 utterances, 2,576 held out by speaker) was used to retrain the published AASIST architecture in-domain, so that the countermeasure's failure could not be blamed on a missing checkpoint. The selected model reaches 2.11 % EER on held-out LA speakers, i.e. it is a working LA countermeasure, yet it scores 43.82 % SPF-EER on the EASV test split (49.37 % on dev). The negative transfer result therefore does not depend on which LA checkpoint is used: ASVspoof-2019 supervision, in either form, does not describe these neural clones, while a log-mel countermeasure trained on two adjacent generators detects the third at 2.50 % EER.</w:t>
+      </w:r>
+    </w:p>
+    <w:p>
+      <w:pPr>
         <w:pStyle w:val="Normal"/>
         <w:keepNext w:val="true"/>
         <w:spacing w:lineRule="auto" w:line="240" w:before="160" w:after="160"/>
@@ -6122,7 +6200,7 @@
           <w:color w:val="000000"/>
           <w:sz w:val="24"/>
         </w:rPr>
-        <w:t>The completed work demonstrates a reproducible score-level evaluation pipeline, an explicit fusion ablation ladder, data audits, metric implementations, trained ASV, SER and countermeasure front-ends, and both a synthetic smoke test and a real experiment on ESD and EmoSpoof-TTS data. What it does not show is that the proposed emotion-conditioned mechanism is better than conventional fusion, that it generalises to an unseen generator, or that the result survives replacing emotion features by an explicit confidence signal. It also does not include an AASIST retrained on ASVspoof 2019 LA, because the corpus cannot be extracted on the available disk volume. Each of those gaps can change the conclusion, so the negative result in section 4.4 stands as the finding rather than as a placeholder.</w:t>
+        <w:t>The completed work demonstrates a reproducible score-level evaluation pipeline, an explicit fusion ablation ladder, data audits, metric implementations, trained ASV, SER and countermeasure front-ends, and a real experiment on ESD and EmoSpoof-TTS data spanning three generators. What it does not show is that the proposed emotion-conditioned mechanism is better than conventional fusion because of its emotion conditioning: the gated arm does beat both controls on the three-generator corpus, but its learned gate weights are flat across emotion conditions, so the gain is attributable to the decision function rather than to the mechanism, and on the two-generator corpus the same arm is worse than the baseline. It also does not show a cross-generator advantage in the two-generator setting. Each of those gaps can change the conclusion, so the mixed result in section 4.4 stands as the finding rather than as a placeholder.</w:t>
       </w:r>
     </w:p>
     <w:p>
@@ -6212,7 +6290,7 @@
           <w:color w:val="000000"/>
           <w:sz w:val="24"/>
         </w:rPr>
-        <w:t>The synthetic run provides no basis for claiming real authentication gains, and the real run gives a mixed verdict that is reported as measured. On the held-out test split, plain fusion cut SASV-EER from 33.1 % to 0.60 %, which is a genuine security improvement over ASV alone, but the proposed emotion-gated arm was slightly worse than the linear baseline, so the specific contribution of this project is not yet demonstrated. The failure of an off-the-shelf countermeasure to transfer to modern neural clones (50.8 % EER) is arguably the most useful finding, because it shows that countermeasure generalisation, not fusion architecture, is the binding constraint.</w:t>
+        <w:t>The synthetic run provides no basis for claiming real authentication gains, and the real runs give a mixed verdict that is reported as measured. On the held-out test split, plain fusion cut SASV-EER from 33.1 % to 0.60 % when the countermeasure worked, which is a genuine security improvement over ASV alone, while the proposed arm was slightly worse there. On the complete three-generator corpus with a countermeasure that has never seen the third generator, the proposed arm is the best model (1.54 % against 2.27 % for plain fusion), significantly so over both the interaction control (+0.48 points) and the capacity control (+0.85 points), but its gate weights do not vary with emotion. The defensible claim is therefore narrower than the original hypothesis: emotion-conditioned architecture choices can improve spoofing-aware fusion on a hard, cross-generator corpus, but this data does not show that the improvement comes from using emotion. The failure of ASVspoof-2019 countermeasures to transfer to modern neural clones (50.8 % EER pretrained, 43.8 % retrained in-domain) is arguably the most useful finding, because it shows that countermeasure generalisation, not fusion architecture, is the binding constraint.</w:t>
       </w:r>
     </w:p>
     <w:p>

--- a/Course_Project_Report_EASV_Audited.docx
+++ b/Course_Project_Report_EASV_Audited.docx
@@ -584,7 +584,7 @@
           <w:color w:val="000000"/>
           <w:sz w:val="24"/>
         </w:rPr>
-        <w:t>Voice authentication is useful only when a system can distinguish a genuine claimant from an impostor and from a synthetic or replayed voice. This project develops and audits a research infrastructure for emotion-conditioned spoofing-aware speaker verification (EASV). The implementation accepts speaker-verification, countermeasure, and predicted emotion scores, validates their trial metadata, and compares five fusion models: speaker-only, conventional linear fusion, additive emotion fusion, emotion-interaction fusion, and an emotion-gated fusion model. The design protects the evaluation protocol by fitting models only on training data, selecting thresholds on development data, and reporting the held-out test split once. It also reports SASV-EER, component EERs, a-DCF, t-DCF, calibration, and grouped-bootstrap uncertainty. The repository was audited by executing its complete test suite and synthetic end-to-end demonstration. All 65 tests passed, and the demonstration generated 1,660 simulated trials with disjoint speakers, unseen test generators, and one held-out emotion. These outputs verify software behavior, not scientific performance on real speech. No real corpus, pretrained audio backend, or verified novelty comparison is included in the present repository. The report therefore presents the work as a reproducible evaluation foundation and specifies the evidence required before any real-world security or accuracy claim can be made.</w:t>
+        <w:t>Voice authentication is useful only when a system can distinguish a genuine claimant from an impostor and from a synthetic voice. This project implements, audits and executes a score-level evaluation pipeline for emotion-conditioned spoofing-aware speaker verification (EASV). The corpus combines ESD English bona fide recordings of ten speakers with 36,000 EmoSpoof-TTS clones from three neural generators (StyleTTS2, F5-TTS, CosyVoice), producing 53,900 speaker-disjoint trials. Speaker, emotion and countermeasure scores come from SpeechBrain ECAPA-TDNN, wav2vec2-base-superb-ER and a log-mel CNN; a published AASIST checkpoint and an AASIST retrained on ASVspoof 2019 LA provide the transfer controls. Fusion models are fitted on train, thresholds are selected on dev, and the test split is reported once with grouped-bootstrap intervals. Measured, the speaker front-end accepts 82.9 % of bona fide targets and 38.8 % of clones, strongly generator-dependent (CosyVoice 59.0 %, F5-TTS 51.5 %, StyleTTS2 5.9 %); conventional fusion cuts SASV-EER from 33.1 % to 0.60 % when the countermeasure works, while ASVspoof-2019 countermeasures do not transfer to these clones (50.8 % pretrained, 43.8 % retrained in-domain). On the complete corpus with StyleTTS2 held out, the countermeasure detects the unseen generator at 2.50 % EER and the proposed gated fusion is the best arm (1.54 % against 2.27 % SASV-EER, and +0.48 points over the interaction control), but its learned gate weights are flat across emotions, so the gain cannot be attributed to emotion conditioning. All 79 tests pass. The report presents these results and their limits without claiming novelty over published systems.</w:t>
       </w:r>
     </w:p>
     <w:p>
@@ -3280,7 +3280,7 @@
           <w:color w:val="000000"/>
           <w:sz w:val="24"/>
         </w:rPr>
-        <w:t>The repository was executed in its supplied virtual environment. The full automated suite completed successfully: 65 tests passed. The tests cover manifest validation, score alignment, metric direction conventions, threshold separation, fusion serialization, grouped evaluation, and command-line behaviour. Passing tests are evidence that the implemented functions meet their encoded expectations; they are not evidence that a biometric system works on unseen human speech.</w:t>
+        <w:t>The repository was executed in its supplied virtual environment. The full automated suite completed successfully: 79 tests passed. The tests cover manifest validation, score alignment, metric direction conventions, threshold separation, fusion serialization, grouped evaluation, command-line behaviour, the manifest builders, and the arm-vs-arm comparison sign convention. Passing tests are evidence that the implemented functions meet their encoded expectations; they are not evidence that a biometric system works on unseen human speech, which is why section 4.4 executes the full pipeline on real audio.</w:t>
       </w:r>
     </w:p>
     <w:p>
@@ -7129,11 +7129,17 @@
           <w:color w:val="000000"/>
           <w:sz w:val="24"/>
         </w:rPr>
-        <w:t>1. .venv/bin/python -m pytest -q  →  65 tests passed.</w:t>
+        <w:t>1. .venv/bin/python -m pytest -q  -&gt;  79 tests passed.</w:t>
         <w:br/>
-        <w:t>2. .venv/bin/python -m easv demo --out &lt;temporary directory&gt; --config configs/demo.yaml  →  1,660 synthetic trials and five fitted models.</w:t>
+        <w:t>2. .venv/bin/python -m easv demo --out &lt;temporary directory&gt; --config configs/demo.yaml  -&gt;  1,660 synthetic trials and five fitted models (pipeline smoke test only).</w:t>
         <w:br/>
-        <w:t>3. .venv/bin/python -m easv audit --manifest &lt;synthetic manifest&gt; --out &lt;temporary directory&gt;  →  0 errors and 1 intentional held-out-emotion warning.</w:t>
+        <w:t>3. .venv/bin/python -m easv audit --manifest results/e2e/merged_manifest.csv --out results/e2e/audit_real  -&gt;  0 errors, 4 expected warnings on the 53,900-trial real manifest.</w:t>
+        <w:br/>
+        <w:t>4. scripts/producer_asv.py and scripts/producer_ser.py over the merged manifest (53,900 score rows each); scripts/train_cm_indomain.py for the in-domain and StyleTTS2-held-out countermeasures; scripts/producer_cm_aasist.py for the pretrained checkpoint; scripts/train_cm_aasist_la.py plus scripts/build_manifests.py asvspoof for the LA retrain.</w:t>
+        <w:br/>
+        <w:t>5. .venv/bin/python -m easv.cli evaluate --manifest results/e2e/merged_manifest.csv --scores &lt;combined scores&gt; --config configs/real_run.yaml --out results/real/run4_3gen_crossgen  -&gt;  the three-generator tables in 4.4.</w:t>
+        <w:br/>
+        <w:t>6. .venv/bin/python scripts/compare_arms.py --results results/real/run4_3gen_crossgen --manifest results/e2e/merged_manifest.csv --a emotion_gated --b emotion_interaction  -&gt;  the arm-vs-arm contrast.</w:t>
       </w:r>
     </w:p>
     <w:p>
@@ -7170,7 +7176,7 @@
           <w:color w:val="000000"/>
           <w:sz w:val="24"/>
         </w:rPr>
-        <w:t>The synthetic demo should not be cited as a benchmark result. A real experiment needs externally sourced speech data, documented score producers, an approved protocol, and an unrepeated test evaluation. The present report intentionally preserves that distinction.</w:t>
+        <w:t>The synthetic demo should not be cited as a benchmark result. Section 4.4 is the real experiment: externally sourced speech, documented score producers, metric definitions and split rules fixed before the test report, and a test split evaluated once. (The numeric success margins were not pre-registered before the first test report; PROTOCOL section 6 records that limitation explicitly.) Its per-trial scores, fitted models and reports live in results/real/ (git-ignored because they encode corpus paths) and the audio corpora live outside the repository; docs/REAL_RESULTS.md records every number with its split, threshold policy and interval, and docs/PROGRESS_LOG.md records how the corpora were obtained. The synthetic demonstration is kept only as the pipeline smoke test.</w:t>
       </w:r>
     </w:p>
     <w:sectPr>

--- a/Course_Project_Report_EASV_Audited.docx
+++ b/Course_Project_Report_EASV_Audited.docx
@@ -584,7 +584,7 @@
           <w:color w:val="000000"/>
           <w:sz w:val="24"/>
         </w:rPr>
-        <w:t>Voice authentication is useful only when a system can distinguish a genuine claimant from an impostor and from a synthetic voice. This project implements, audits and executes a score-level evaluation pipeline for emotion-conditioned spoofing-aware speaker verification (EASV). The corpus combines ESD English bona fide recordings of ten speakers with 36,000 EmoSpoof-TTS clones from three neural generators (StyleTTS2, F5-TTS, CosyVoice), producing 53,900 speaker-disjoint trials. Speaker, emotion and countermeasure scores come from SpeechBrain ECAPA-TDNN, wav2vec2-base-superb-ER and a log-mel CNN; a published AASIST checkpoint and an AASIST retrained on ASVspoof 2019 LA provide the transfer controls. Fusion models are fitted on train, thresholds are selected on dev, and the test split is reported once with grouped-bootstrap intervals. Measured, the speaker front-end accepts 82.9 % of bona fide targets and 38.8 % of clones, strongly generator-dependent (CosyVoice 59.0 %, F5-TTS 51.5 %, StyleTTS2 5.9 %); conventional fusion cuts SASV-EER from 33.1 % to 0.60 % when the countermeasure works, while ASVspoof-2019 countermeasures do not transfer to these clones (50.8 % pretrained, 43.8 % retrained in-domain). On the complete corpus with StyleTTS2 held out, the countermeasure detects the unseen generator at 2.50 % EER and the proposed gated fusion is the best arm (1.54 % against 2.27 % SASV-EER, and +0.48 points over the interaction control), but its learned gate weights are flat across emotions, so the gain cannot be attributed to emotion conditioning. All 79 tests pass. The report presents these results and their limits without claiming novelty over published systems.</w:t>
+        <w:t>Voice authentication must distinguish a genuine claimant from an impostor and from a synthetic voice. This project implements, audits and executes a score-level pipeline for emotion-conditioned spoofing-aware speaker verification on real speech: 53,900 speaker-disjoint trials combining ESD English bona fide recordings with 36,000 EmoSpoof-TTS clones from three generators. Speaker, emotion and countermeasure scores come from ECAPA-TDNN, wav2vec2-superb-ER and a log-mel CNN, with ASVspoof-2019 AASIST variants as transfer controls. Fusion is fitted on train, thresholds are chosen on dev, and test is reported once with grouped-bootstrap intervals. The speaker front-end accepts 82.9 % of targets and 38.8 % of clones, strongly generator-dependent (CosyVoice 59.0 %, F5-TTS 51.5 %, StyleTTS2 5.9 %). Conventional fusion cuts SASV-EER from 33.1 % to 0.60 % when the countermeasure works, while ASVspoof-2019 countermeasures do not transfer to these clones. With StyleTTS2 held out, the proposed gated arm is the best model (1.54 % against 2.27 %), but its learned gate weights are flat across emotions, so the gain cannot be attributed to emotion conditioning. The report states these results and their limits; no novelty over published systems is claimed.</w:t>
       </w:r>
     </w:p>
     <w:p>
@@ -941,21 +941,8 @@
             <w:tcBorders/>
           </w:tcPr>
           <w:p>
-            <w:pPr>
-              <w:pStyle w:val="Normal"/>
-              <w:spacing w:lineRule="auto" w:line="240" w:before="0" w:after="0"/>
-              <w:jc w:val="end"/>
-              <w:rPr/>
-            </w:pPr>
-            <w:r>
-              <w:rPr>
-                <w:rFonts w:eastAsia="Times New Roman" w:ascii="Times New Roman" w:hAnsi="Times New Roman"/>
-                <w:b/>
-                <w:i w:val="false"/>
-                <w:color w:val="000000"/>
-                <w:sz w:val="22"/>
-              </w:rPr>
-              <w:t>16</w:t>
+            <w:r>
+              <w:t>18</w:t>
             </w:r>
           </w:p>
         </w:tc>
@@ -992,21 +979,8 @@
             <w:tcBorders/>
           </w:tcPr>
           <w:p>
-            <w:pPr>
-              <w:pStyle w:val="Normal"/>
-              <w:spacing w:lineRule="auto" w:line="240" w:before="0" w:after="0"/>
-              <w:jc w:val="end"/>
-              <w:rPr/>
-            </w:pPr>
-            <w:r>
-              <w:rPr>
-                <w:rFonts w:eastAsia="Times New Roman" w:ascii="Times New Roman" w:hAnsi="Times New Roman"/>
-                <w:b/>
-                <w:i w:val="false"/>
-                <w:color w:val="000000"/>
-                <w:sz w:val="22"/>
-              </w:rPr>
-              <w:t>17</w:t>
+            <w:r>
+              <w:t>19</w:t>
             </w:r>
           </w:p>
         </w:tc>
@@ -1043,21 +1017,8 @@
             <w:tcBorders/>
           </w:tcPr>
           <w:p>
-            <w:pPr>
-              <w:pStyle w:val="Normal"/>
-              <w:spacing w:lineRule="auto" w:line="240" w:before="0" w:after="0"/>
-              <w:jc w:val="end"/>
-              <w:rPr/>
-            </w:pPr>
-            <w:r>
-              <w:rPr>
-                <w:rFonts w:eastAsia="Times New Roman" w:ascii="Times New Roman" w:hAnsi="Times New Roman"/>
-                <w:b/>
-                <w:i w:val="false"/>
-                <w:color w:val="000000"/>
-                <w:sz w:val="22"/>
-              </w:rPr>
-              <w:t>19</w:t>
+            <w:r>
+              <w:t>21</w:t>
             </w:r>
           </w:p>
         </w:tc>
@@ -6114,7 +6075,7 @@
           <w:i w:val="0"/>
           <w:sz w:val="24"/>
         </w:rPr>
-        <w:t>The second regime explains why an apparent gain must be read carefully. The pretrained AASIST checkpoint, trained on ASVspoof-2019 attack families, scores at chance on these clones (SPF-EER 50.8 %). When that failing countermeasure is used, the emotion arms improve SASV-EER by about 5.5 points with p &lt; 0.001. The mechanism is not emotion conditioning: the emotion recogniser is confidently wrong on synthetic speech (30.7 % accuracy at 0.83 mean confidence, against 41.8 % on genuine speech), so its probability vector implicitly encodes whether the audio is synthetic. Emotion features act as a substitute spoof detector, which is a confound rather than the proposed effect, and it sets the agenda for the next pass: replace emotion features with an explicit confidence scalar and test whether the gain survives, and test on a held-out generator.</w:t>
+        <w:t>The second regime explains why an apparent gain must be read carefully. The pretrained AASIST checkpoint, trained on ASVspoof-2019 attack families, scores at chance on these clones (SPF-EER 50.8 %). When that failing countermeasure is used, the emotion arms improve SASV-EER by about 5.5 points with p &lt; 0.001. The mechanism is not emotion conditioning: the emotion recogniser is confidently wrong on synthetic speech — 30.7 % accuracy at 0.83 mean confidence on the two-generator corpus, 32.8 % at 0.82 on the full three-generator corpus, against 41.2 % on genuine speech — so its probability vector implicitly encodes whether the audio is synthetic. Emotion features act as a substitute spoof detector, which is a confound rather than the proposed effect, and it sets the agenda for the next pass: replace the emotion features with an explicit confidence scalar and test whether the gain survives.</w:t>
       </w:r>
     </w:p>
     <w:p>
@@ -6271,7 +6232,7 @@
           <w:color w:val="000000"/>
           <w:sz w:val="24"/>
         </w:rPr>
-        <w:t>This project implemented and audited a score-level research infrastructure for emotion-conditioned spoofing-aware speaker verification. Its practical contribution at this stage is methodological: it separates manifest truth from model inputs, checks leakage risks, preserves train/dev/test roles, compares a transparent fusion ladder, and records uncertainty and group-level behaviour. The full automated test suite passed, and the synthetic demonstration completed successfully.</w:t>
+        <w:t>This project implemented and audited a score-level research infrastructure for emotion-conditioned spoofing-aware speaker verification, and then executed it on real speech. Its practical contribution at this stage is methodological: it separates manifest truth from model inputs, checks leakage risks, preserves train/dev/test roles, compares a transparent fusion ladder, and records uncertainty and group-level behaviour. The full automated test suite passed, the synthetic demonstration completed as a pipeline smoke test, and the real corpus produced the measured component, fusion and transfer results in section 4.4.</w:t>
       </w:r>
     </w:p>
     <w:p>
@@ -6328,7 +6289,7 @@
           <w:color w:val="000000"/>
           <w:sz w:val="24"/>
         </w:rPr>
-        <w:t>Future work should close the literature gate, document corpus licences and taxonomies, generate scores with published checkpoints, pre-register a real-data success criterion, and evaluate cross-generator and cross-emotion conditions. It should also compare frozen and fine-tuned representations, assess calibration under deployment priors, and perform error analysis on genuine emotional speech. These steps will determine whether the proposed conditioning is useful, limited to specific conditions, or not justified.</w:t>
+        <w:t>Future work should close what this study leaves open: a held-out-emotion split, since every emotion condition here appears in training; a pre-registered decision table, because the success margins were recorded only after the test report; the two ablation overlays on real data; repeated seeds and a second speaker split; reproduction of a published baseline under a matched protocol, which would also validate the metric code against reference numbers; and the ASVspoof 2019 evaluation partition, which would give the retrained countermeasure a standard benchmark instead of two held-out speakers. The ESD research licence also has to be settled before publication. These steps will determine whether the gating advantage survives, is limited to the cross-generator condition, or is an artefact of capacity and calibration.</w:t>
       </w:r>
     </w:p>
     <w:p>

--- a/Course_Project_Report_EASV_Audited.docx
+++ b/Course_Project_Report_EASV_Audited.docx
@@ -3241,7 +3241,7 @@
           <w:color w:val="000000"/>
           <w:sz w:val="24"/>
         </w:rPr>
-        <w:t>The repository was executed in its supplied virtual environment. The full automated suite completed successfully: 79 tests passed. The tests cover manifest validation, score alignment, metric direction conventions, threshold separation, fusion serialization, grouped evaluation, command-line behaviour, the manifest builders, and the arm-vs-arm comparison sign convention. Passing tests are evidence that the implemented functions meet their encoded expectations; they are not evidence that a biometric system works on unseen human speech, which is why section 4.4 executes the full pipeline on real audio.</w:t>
+        <w:t>The repository was executed in its supplied virtual environment. The full automated suite completed successfully: 83 tests passed. The tests cover manifest validation, score alignment, metric direction conventions, threshold separation, fusion serialization, grouped evaluation, command-line behaviour, the manifest builders, the arm-vs-arm comparison sign convention, the SER-confidence feature mode, and the held-out-emotion fold (that it leaves the test split intact and rejects an unknown emotion). Passing tests are evidence that the implemented functions meet their encoded expectations; they are not evidence that a biometric system works on unseen human speech, which is why section 4.4 executes the full pipeline on real audio.</w:t>
       </w:r>
     </w:p>
     <w:p>
@@ -6075,7 +6075,7 @@
           <w:i w:val="0"/>
           <w:sz w:val="24"/>
         </w:rPr>
-        <w:t>The second regime explains why an apparent gain must be read carefully. The pretrained AASIST checkpoint, trained on ASVspoof-2019 attack families, scores at chance on these clones (SPF-EER 50.8 %). When that failing countermeasure is used, the emotion arms improve SASV-EER by about 5.5 points with p &lt; 0.001. The mechanism is not emotion conditioning: the emotion recogniser is confidently wrong on synthetic speech — 30.7 % accuracy at 0.83 mean confidence on the two-generator corpus, 32.8 % at 0.82 on the full three-generator corpus, against 41.2 % on genuine speech — so its probability vector implicitly encodes whether the audio is synthetic. Emotion features act as a substitute spoof detector, which is a confound rather than the proposed effect, and it sets the agenda for the next pass: replace the emotion features with an explicit confidence scalar and test whether the gain survives.</w:t>
+        <w:t>The second regime explains why an apparent gain must be read carefully. The pretrained AASIST checkpoint, trained on ASVspoof-2019 attack families, scores at chance on these clones (SPF-EER 50.8 %). When that failing countermeasure is used, the emotion arms improve SASV-EER by about 5.5 points with p &lt; 0.001. The mechanism is not emotion conditioning: the emotion recogniser is confidently wrong on synthetic speech — 30.7 % accuracy at 0.83 mean confidence on the two-generator corpus, 32.8 % at 0.82 on the full three-generator corpus, against 41.2 % on genuine speech — so its probability vector implicitly encodes whether the audio is synthetic. Emotion features act as a substitute spoof detector, which is a confound rather than the proposed effect. That was tested directly: replacing the four-way emotion vector with the single maximum predicted probability, while keeping the fusion ladder identical, recovers +1.6 of the +5.4 points (95 % CI 0.70-2.74, p &lt; 0.001) on this regime, and the full vector remains significantly better than that scalar (−3.7 points, CI −7.68 to −0.78). Roughly a third of the apparent gain is therefore a spoof cue, and the remainder is the per-class structure of an out-of-domain emotion output rather than demonstrated emotion semantics. In the three-generator regime the same ablation is decisive against the mechanism: the gated arm reaches 1.49 % with the scalar alone against 1.54 % with the full vector, a difference of 0.02 points whose interval spans zero (p = 0.76), so its advantage does not require emotion information at all.</w:t>
       </w:r>
     </w:p>
     <w:p>
@@ -6124,6 +6124,18 @@
           <w:sz w:val="24"/>
         </w:rPr>
         <w:t>Finally, the ASVspoof 2019 LA training set (16,000 utterances, 2,576 held out by speaker) was used to retrain the published AASIST architecture in-domain, so that the countermeasure's failure could not be blamed on a missing checkpoint. The selected model reaches 2.11 % EER on held-out LA speakers, i.e. it is a working LA countermeasure, yet it scores 43.82 % SPF-EER on the EASV test split (49.37 % on dev). The negative transfer result therefore does not depend on which LA checkpoint is used: ASVspoof-2019 supervision, in either form, does not describe these neural clones, while a log-mel countermeasure trained on two adjacent generators detects the third at 2.50 % EER.</w:t>
+      </w:r>
+    </w:p>
+    <w:p>
+      <w:pPr>
+        <w:spacing w:after="120"/>
+      </w:pPr>
+      <w:r>
+        <w:rPr>
+          <w:rFonts w:ascii="Times New Roman" w:hAnsi="Times New Roman"/>
+          <w:sz w:val="24"/>
+        </w:rPr>
+        <w:t>Two further folds test the cross-emotion claim directly. In each, one emotion (angry, then neutral) is removed from every stage that could learn it: the countermeasure's training and development-based early stopping, and the fusion fit's train and dev splits, while the test split is left intact, so the held-out trials are scored by a pipeline that never encountered that emotion. Removing it costs nothing. The countermeasure detects the held-out emotion at 0.03 % EER (0.08 % overall), and on that emotion's 5,040 test trials the largest change in SASV-EER between fitting with and without it is 0.03 points, with every paired bootstrap interval containing zero (gated, angry: −0.01 points, interval −0.06 to 0.00; gated, neutral: +0.03, interval 0.00 to 0.13). The pipeline therefore generalises to an emotion it has never seen. The reason is not that the emotion features generalise well but that they carry little emotion-specific structure: an arm that genuinely conditioned on emotion would lose something when an entire condition is removed, and these lose nothing measurable. That is the third independent line of evidence against the mechanism, alongside the flat gate weights and the confidence-scalar reproduction.</w:t>
       </w:r>
     </w:p>
     <w:p>
@@ -6251,7 +6263,7 @@
           <w:color w:val="000000"/>
           <w:sz w:val="24"/>
         </w:rPr>
-        <w:t>The synthetic run provides no basis for claiming real authentication gains, and the real runs give a mixed verdict that is reported as measured. On the held-out test split, plain fusion cut SASV-EER from 33.1 % to 0.60 % when the countermeasure worked, which is a genuine security improvement over ASV alone, while the proposed arm was slightly worse there. On the complete three-generator corpus with a countermeasure that has never seen the third generator, the proposed arm is the best model (1.54 % against 2.27 % for plain fusion), significantly so over both the interaction control (+0.48 points) and the capacity control (+0.85 points), but its gate weights do not vary with emotion. The defensible claim is therefore narrower than the original hypothesis: emotion-conditioned architecture choices can improve spoofing-aware fusion on a hard, cross-generator corpus, but this data does not show that the improvement comes from using emotion. The failure of ASVspoof-2019 countermeasures to transfer to modern neural clones (50.8 % EER pretrained, 43.8 % retrained in-domain) is arguably the most useful finding, because it shows that countermeasure generalisation, not fusion architecture, is the binding constraint.</w:t>
+        <w:t>The synthetic run provides no basis for claiming real authentication gains, and the real runs give a mixed verdict that is reported as measured. On the held-out test split, plain fusion cut SASV-EER from 33.1 % to 0.60 % when the countermeasure worked, which is a genuine security improvement over ASV alone, while the proposed arm was slightly worse there. On the complete three-generator corpus with a countermeasure that has never seen the third generator, the proposed arm is the best model (1.54 % against 2.27 % for plain fusion), significantly so over both the interaction control (+0.48 points) and the capacity control (+0.85 points), but its gate weights do not vary with emotion. The defensible claim is therefore narrower than the original hypothesis: emotion-conditioned architecture choices can improve spoofing-aware fusion on a hard, cross-generator corpus, but this data does not show that the improvement comes from using emotion. The held-out-emotion folds remove the last alternative reading: excluding an entire emotion from the countermeasure's training and from the fusion fit leaves that emotion's error rate unchanged to within 0.03 points, so the pipeline is not relying on memorised emotion identities either, and it loses nothing because it was hardly using them. The failure of ASVspoof-2019 countermeasures to transfer to modern neural clones (50.8 % EER pretrained, 43.8 % retrained in-domain) is arguably the most useful finding, because it shows that countermeasure generalisation, not fusion architecture, is the binding constraint.</w:t>
       </w:r>
     </w:p>
     <w:p>
@@ -6289,7 +6301,7 @@
           <w:color w:val="000000"/>
           <w:sz w:val="24"/>
         </w:rPr>
-        <w:t>Future work should close what this study leaves open: a held-out-emotion split, since every emotion condition here appears in training; a pre-registered decision table, because the success margins were recorded only after the test report; the two ablation overlays on real data; repeated seeds and a second speaker split; reproduction of a published baseline under a matched protocol, which would also validate the metric code against reference numbers; and the ASVspoof 2019 evaluation partition, which would give the retrained countermeasure a standard benchmark instead of two held-out speakers. The ESD research licence also has to be settled before publication. These steps will determine whether the gating advantage survives, is limited to the cross-generator condition, or is an artefact of capacity and calibration.</w:t>
+        <w:t>Future work should close what this study leaves open: a held-out-emotion fold against a failing countermeasure, since the two folds reported here were run only where the countermeasure already works; a pre-registered decision table, because the success margins were recorded only after the test report; the two ablation overlays on real data; repeated seeds and a second speaker split; reproduction of a published baseline under a matched protocol, which would also validate the metric code against reference numbers; and the ASVspoof 2019 evaluation partition, which would give the retrained countermeasure a standard benchmark instead of two held-out speakers. The ESD research licence also has to be settled before publication. The evidence gathered so far already points to the third of the original alternatives: the gating advantage is limited to the cross-generator corpus and is explained by capacity and calibration rather than by emotion conditioning.</w:t>
       </w:r>
     </w:p>
     <w:p>
@@ -7090,7 +7102,7 @@
           <w:color w:val="000000"/>
           <w:sz w:val="24"/>
         </w:rPr>
-        <w:t>1. .venv/bin/python -m pytest -q  -&gt;  79 tests passed.</w:t>
+        <w:t>1. .venv/bin/python -m pytest -q  -&gt;  83 tests passed.</w:t>
         <w:br/>
         <w:t>2. .venv/bin/python -m easv demo --out &lt;temporary directory&gt; --config configs/demo.yaml  -&gt;  1,660 synthetic trials and five fitted models (pipeline smoke test only).</w:t>
         <w:br/>
@@ -7101,6 +7113,8 @@
         <w:t>5. .venv/bin/python -m easv.cli evaluate --manifest results/e2e/merged_manifest.csv --scores &lt;combined scores&gt; --config configs/real_run.yaml --out results/real/run4_3gen_crossgen  -&gt;  the three-generator tables in 4.4.</w:t>
         <w:br/>
         <w:t>6. .venv/bin/python scripts/compare_arms.py --results results/real/run4_3gen_crossgen --manifest results/e2e/merged_manifest.csv --a emotion_gated --b emotion_interaction  -&gt;  the arm-vs-arm contrast.</w:t>
+        <w:br/>
+        <w:t>7. scripts/train_cm_indomain.py --holdout-emotion &lt;angry|neutral&gt;, then easv.cli evaluate with and without --set folds.holdout_emotion=&lt;emotion&gt;, then scripts/compare_arms.py --emotion &lt;emotion&gt;  -&gt;  the held-out-emotion folds.</w:t>
       </w:r>
     </w:p>
     <w:p>

--- a/Course_Project_Report_EASV_Audited.docx
+++ b/Course_Project_Report_EASV_Audited.docx
@@ -3241,7 +3241,7 @@
           <w:color w:val="000000"/>
           <w:sz w:val="24"/>
         </w:rPr>
-        <w:t>The repository was executed in its supplied virtual environment. The full automated suite completed successfully: 83 tests passed. The tests cover manifest validation, score alignment, metric direction conventions, threshold separation, fusion serialization, grouped evaluation, command-line behaviour, the manifest builders, the arm-vs-arm comparison sign convention, the SER-confidence feature mode, and the held-out-emotion fold (that it leaves the test split intact and rejects an unknown emotion). Passing tests are evidence that the implemented functions meet their encoded expectations; they are not evidence that a biometric system works on unseen human speech, which is why section 4.4 executes the full pipeline on real audio.</w:t>
+        <w:t>The repository was executed in its supplied virtual environment. The full automated suite completed successfully: 85 tests passed. The tests cover manifest validation, score alignment, metric direction conventions, threshold separation, fusion serialization, grouped evaluation, command-line behaviour, the manifest builders, the arm-vs-arm comparison sign convention, the SER-confidence feature mode, and the held-out-emotion fold (that it leaves the test split intact and rejects an unknown emotion). Passing tests are evidence that the implemented functions meet their encoded expectations; they are not evidence that a biometric system works on unseen human speech, which is why section 4.4 executes the full pipeline on real audio.</w:t>
       </w:r>
     </w:p>
     <w:p>
@@ -7102,7 +7102,7 @@
           <w:color w:val="000000"/>
           <w:sz w:val="24"/>
         </w:rPr>
-        <w:t>1. .venv/bin/python -m pytest -q  -&gt;  83 tests passed.</w:t>
+        <w:t>1. .venv/bin/python -m pytest -q  -&gt;  85 tests passed.</w:t>
         <w:br/>
         <w:t>2. .venv/bin/python -m easv demo --out &lt;temporary directory&gt; --config configs/demo.yaml  -&gt;  1,660 synthetic trials and five fitted models (pipeline smoke test only).</w:t>
         <w:br/>

--- a/Course_Project_Report_EASV_Audited.docx
+++ b/Course_Project_Report_EASV_Audited.docx
@@ -3241,7 +3241,7 @@
           <w:color w:val="000000"/>
           <w:sz w:val="24"/>
         </w:rPr>
-        <w:t>The repository was executed in its supplied virtual environment. The full automated suite completed successfully: 85 tests passed. The tests cover manifest validation, score alignment, metric direction conventions, threshold separation, fusion serialization, grouped evaluation, command-line behaviour, the manifest builders, the arm-vs-arm comparison sign convention, the SER-confidence feature mode, and the held-out-emotion fold (that it leaves the test split intact and rejects an unknown emotion). Passing tests are evidence that the implemented functions meet their encoded expectations; they are not evidence that a biometric system works on unseen human speech, which is why section 4.4 executes the full pipeline on real audio.</w:t>
+        <w:t>The repository was executed in its supplied virtual environment. The full automated suite completed successfully: 88 tests passed. The tests cover manifest validation, score alignment, metric direction conventions, threshold separation, fusion serialization, grouped evaluation, command-line behaviour, the manifest builders, the arm-vs-arm comparison sign convention, the SER-confidence feature mode, and the held-out-emotion fold (that it leaves the test split intact and rejects an unknown emotion). Passing tests are evidence that the implemented functions meet their encoded expectations; they are not evidence that a biometric system works on unseen human speech, which is why section 4.4 executes the full pipeline on real audio.</w:t>
       </w:r>
     </w:p>
     <w:p>
@@ -7102,7 +7102,7 @@
           <w:color w:val="000000"/>
           <w:sz w:val="24"/>
         </w:rPr>
-        <w:t>1. .venv/bin/python -m pytest -q  -&gt;  85 tests passed.</w:t>
+        <w:t>1. .venv/bin/python -m pytest -q  -&gt;  88 tests passed.</w:t>
         <w:br/>
         <w:t>2. .venv/bin/python -m easv demo --out &lt;temporary directory&gt; --config configs/demo.yaml  -&gt;  1,660 synthetic trials and five fitted models (pipeline smoke test only).</w:t>
         <w:br/>

--- a/Course_Project_Report_EASV_Audited.docx
+++ b/Course_Project_Report_EASV_Audited.docx
@@ -3241,7 +3241,7 @@
           <w:color w:val="000000"/>
           <w:sz w:val="24"/>
         </w:rPr>
-        <w:t>The repository was executed in its supplied virtual environment. The full automated suite completed successfully: 88 tests passed. The tests cover manifest validation, score alignment, metric direction conventions, threshold separation, fusion serialization, grouped evaluation, command-line behaviour, the manifest builders, the arm-vs-arm comparison sign convention, the SER-confidence feature mode, and the held-out-emotion fold (that it leaves the test split intact and rejects an unknown emotion). Passing tests are evidence that the implemented functions meet their encoded expectations; they are not evidence that a biometric system works on unseen human speech, which is why section 4.4 executes the full pipeline on real audio.</w:t>
+        <w:t>The repository was executed in its supplied virtual environment. The full automated suite completed successfully: 95 tests passed. The tests cover manifest validation, score alignment, metric direction conventions, threshold separation, fusion serialization, grouped evaluation, command-line behaviour, the manifest builders, the arm-vs-arm comparison sign convention, the SER-confidence feature mode, and the held-out-emotion fold (that it leaves the test split intact and rejects an unknown emotion). Passing tests are evidence that the implemented functions meet their encoded expectations; they are not evidence that a biometric system works on unseen human speech, which is why section 4.4 executes the full pipeline on real audio.</w:t>
       </w:r>
     </w:p>
     <w:p>
@@ -7102,7 +7102,7 @@
           <w:color w:val="000000"/>
           <w:sz w:val="24"/>
         </w:rPr>
-        <w:t>1. .venv/bin/python -m pytest -q  -&gt;  88 tests passed.</w:t>
+        <w:t>1. .venv/bin/python -m pytest -q  -&gt;  95 tests passed.</w:t>
         <w:br/>
         <w:t>2. .venv/bin/python -m easv demo --out &lt;temporary directory&gt; --config configs/demo.yaml  -&gt;  1,660 synthetic trials and five fitted models (pipeline smoke test only).</w:t>
         <w:br/>

--- a/Course_Project_Report_EASV_Audited.docx
+++ b/Course_Project_Report_EASV_Audited.docx
@@ -3241,7 +3241,7 @@
           <w:color w:val="000000"/>
           <w:sz w:val="24"/>
         </w:rPr>
-        <w:t>The repository was executed in its supplied virtual environment. The full automated suite completed successfully: 95 tests passed. The tests cover manifest validation, score alignment, metric direction conventions, threshold separation, fusion serialization, grouped evaluation, command-line behaviour, the manifest builders, the arm-vs-arm comparison sign convention, the SER-confidence feature mode, and the held-out-emotion fold (that it leaves the test split intact and rejects an unknown emotion). Passing tests are evidence that the implemented functions meet their encoded expectations; they are not evidence that a biometric system works on unseen human speech, which is why section 4.4 executes the full pipeline on real audio.</w:t>
+        <w:t>The repository was executed in its supplied virtual environment. The full automated suite completed successfully: 97 tests passed. The tests cover manifest validation, score alignment, metric direction conventions, threshold separation, fusion serialization, grouped evaluation, command-line behaviour, the manifest builders, the arm-vs-arm comparison sign convention, the SER-confidence feature mode, and the held-out-emotion fold (that it leaves the test split intact and rejects an unknown emotion). Passing tests are evidence that the implemented functions meet their encoded expectations; they are not evidence that a biometric system works on unseen human speech, which is why section 4.4 executes the full pipeline on real audio.</w:t>
       </w:r>
     </w:p>
     <w:p>
@@ -7102,7 +7102,7 @@
           <w:color w:val="000000"/>
           <w:sz w:val="24"/>
         </w:rPr>
-        <w:t>1. .venv/bin/python -m pytest -q  -&gt;  95 tests passed.</w:t>
+        <w:t>1. .venv/bin/python -m pytest -q  -&gt;  97 tests passed.</w:t>
         <w:br/>
         <w:t>2. .venv/bin/python -m easv demo --out &lt;temporary directory&gt; --config configs/demo.yaml  -&gt;  1,660 synthetic trials and five fitted models (pipeline smoke test only).</w:t>
         <w:br/>
